--- a/docs/review/vignettes-review.docx
+++ b/docs/review/vignettes-review.docx
@@ -72,7 +72,7 @@
           <w:sz w:val="20"/>
           <w:szCs w:val="20"/>
         </w:rPr>
-        <w:t xml:space="preserve">Dr. Oluba O. Amos, Pharmacist (@AmazingAmos)</w:t>
+        <w:t xml:space="preserve">Dr. Oluba O. Amos, PharmD (@AmazingAmos)</w:t>
       </w:r>
     </w:p>
     <w:p>
